--- a/recording/4_14第七次会议/会议记录.docx
+++ b/recording/4_14第七次会议/会议记录.docx
@@ -924,7 +924,7 @@
                 <w:bCs/>
                 <w:szCs w:val="21"/>
               </w:rPr>
-              <w:t>上一周的总结</w:t>
+              <w:t>上周总结</w:t>
             </w:r>
           </w:p>
         </w:tc>
@@ -954,7 +954,7 @@
                 <w:bCs/>
                 <w:szCs w:val="21"/>
               </w:rPr>
-              <w:t>汇总所有上周完成任务产出</w:t>
+              <w:t>上次文档与甘特图任务部分完成：各组员已初步完成部分 Word 文档内容，但尚未全部提交至群，仍需修改完善；甘特图已出初稿，经老师指导后需进一步调整。李俊翰已指定负责甘特图修改，PPT 制作（陈鹏宇/陈天阳/梅怡钿）与演讲人（陈天阳）分工已明确，本周优先处理未完成的上周任务，暂不推进后续新内容。</w:t>
             </w:r>
           </w:p>
           <w:p>
